--- a/Programacion II/Clases/Clase 14 - Preparacion de la presentacion final/Taller PI - Clase 14 - VetCare.docx
+++ b/Programacion II/Clases/Clase 14 - Preparacion de la presentacion final/Taller PI - Clase 14 - VetCare.docx
@@ -474,7 +474,7 @@
           <w:color w:val="2B2B2B"/>
           <w:sz w:val="22"/>
         </w:rPr>
-        <w:t>Sube tu taller en ExamLab (examlab.lovable.app/app)</w:t>
+        <w:t>Sube tu taller en ExamLab (https://examlab.lovable.app/)</w:t>
       </w:r>
       <w:r>
         <w:rPr>

--- a/Programacion II/Clases/Clase 14 - Preparacion de la presentacion final/Taller PI - Clase 14 - VetCare.docx
+++ b/Programacion II/Clases/Clase 14 - Preparacion de la presentacion final/Taller PI - Clase 14 - VetCare.docx
@@ -486,6 +486,272 @@
         <w:t xml:space="preserve"> — domingo 23:59. Un envio por equipo.</w:t>
       </w:r>
     </w:p>
+    <w:p>
+      <w:pPr>
+        <w:spacing w:after="120"/>
+      </w:pPr>
+      <w:r>
+        <w:rPr>
+          <w:rFonts w:ascii="Calibri" w:hAnsi="Calibri" w:eastAsia="Calibri"/>
+          <w:b/>
+          <w:color w:val="095292"/>
+          <w:sz w:val="24"/>
+        </w:rPr>
+        <w:t>8. Que vas a resolver en ExamLab</w:t>
+      </w:r>
+    </w:p>
+    <w:p>
+      <w:pPr>
+        <w:spacing w:after="120"/>
+      </w:pPr>
+      <w:r>
+        <w:rPr>
+          <w:rFonts w:ascii="Calibri" w:hAnsi="Calibri" w:eastAsia="Calibri"/>
+          <w:b w:val="0"/>
+          <w:color w:val="2B2B2B"/>
+          <w:sz w:val="22"/>
+        </w:rPr>
+        <w:t>El equipo deja el guion de sustentacion con bloques y minutos, el sembrador de datos de demostracion en [OK], dos ensayos cronometrados dentro de la ventana de 5 a 8 minutos y el plan B grabado.</w:t>
+      </w:r>
+    </w:p>
+    <w:p>
+      <w:pPr>
+        <w:spacing w:after="120"/>
+      </w:pPr>
+      <w:r>
+        <w:rPr>
+          <w:rFonts w:ascii="Calibri" w:hAnsi="Calibri" w:eastAsia="Calibri"/>
+          <w:b w:val="0"/>
+          <w:color w:val="2B2B2B"/>
+          <w:sz w:val="22"/>
+        </w:rPr>
+        <w:t>El taller se resuelve y se entrega en ExamLab (https://examlab.lovable.app/), en el modulo Talleres. Son 6 preguntas y suman 100 puntos. Lo que sigue es lo que vas a encontrar en cada una, para que sepas de antemano en que forma se responde:</w:t>
+      </w:r>
+    </w:p>
+    <w:p>
+      <w:r>
+        <w:rPr>
+          <w:rFonts w:ascii="Calibri" w:hAnsi="Calibri" w:eastAsia="Calibri"/>
+          <w:b/>
+          <w:color w:val="2B2B2B"/>
+          <w:sz w:val="22"/>
+        </w:rPr>
+        <w:t>Pregunta 1 - Respuesta escrita (25 pts):</w:t>
+      </w:r>
+      <w:r>
+        <w:rPr>
+          <w:rFonts w:ascii="Calibri" w:hAnsi="Calibri" w:eastAsia="Calibri"/>
+          <w:b w:val="0"/>
+          <w:color w:val="2B2B2B"/>
+          <w:sz w:val="22"/>
+        </w:rPr>
+        <w:t xml:space="preserve"> Guion de sustentacion: cinco bloques, responsable y minutos.</w:t>
+      </w:r>
+    </w:p>
+    <w:p>
+      <w:pPr>
+        <w:pStyle w:val="ListBullet"/>
+        <w:spacing w:after="40"/>
+      </w:pPr>
+      <w:r>
+        <w:rPr>
+          <w:rFonts w:ascii="Calibri" w:hAnsi="Calibri" w:eastAsia="Calibri"/>
+          <w:b w:val="0"/>
+          <w:color w:val="2B2B2B"/>
+          <w:sz w:val="22"/>
+        </w:rPr>
+        <w:t>Un cuadro de texto. Se escribe directamente en la plataforma; no se sube archivo.</w:t>
+      </w:r>
+    </w:p>
+    <w:p>
+      <w:r>
+        <w:rPr>
+          <w:rFonts w:ascii="Calibri" w:hAnsi="Calibri" w:eastAsia="Calibri"/>
+          <w:b/>
+          <w:color w:val="2B2B2B"/>
+          <w:sz w:val="22"/>
+        </w:rPr>
+        <w:t>Pregunta 2 - Codigo ejecutable (25 pts):</w:t>
+      </w:r>
+      <w:r>
+        <w:rPr>
+          <w:rFonts w:ascii="Calibri" w:hAnsi="Calibri" w:eastAsia="Calibri"/>
+          <w:b w:val="0"/>
+          <w:color w:val="2B2B2B"/>
+          <w:sz w:val="22"/>
+        </w:rPr>
+        <w:t xml:space="preserve"> Sembrador de datos de demostracion y chequeo pre-vuelo.</w:t>
+      </w:r>
+    </w:p>
+    <w:p>
+      <w:pPr>
+        <w:pStyle w:val="ListBullet"/>
+        <w:spacing w:after="40"/>
+      </w:pPr>
+      <w:r>
+        <w:rPr>
+          <w:rFonts w:ascii="Calibri" w:hAnsi="Calibri" w:eastAsia="Calibri"/>
+          <w:b w:val="0"/>
+          <w:color w:val="2B2B2B"/>
+          <w:sz w:val="22"/>
+        </w:rPr>
+        <w:t>Editor de codigo dentro de la plataforma. El codigo se ejecuta ahi mismo: corralo y revise la salida antes de enviar.</w:t>
+      </w:r>
+    </w:p>
+    <w:p>
+      <w:r>
+        <w:rPr>
+          <w:rFonts w:ascii="Calibri" w:hAnsi="Calibri" w:eastAsia="Calibri"/>
+          <w:b/>
+          <w:color w:val="2B2B2B"/>
+          <w:sz w:val="22"/>
+        </w:rPr>
+        <w:t>Pregunta 3 - Respuesta escrita (20 pts):</w:t>
+      </w:r>
+      <w:r>
+        <w:rPr>
+          <w:rFonts w:ascii="Calibri" w:hAnsi="Calibri" w:eastAsia="Calibri"/>
+          <w:b w:val="0"/>
+          <w:color w:val="2B2B2B"/>
+          <w:sz w:val="22"/>
+        </w:rPr>
+        <w:t xml:space="preserve"> Planilla de tiempos de los dos ensayos.</w:t>
+      </w:r>
+    </w:p>
+    <w:p>
+      <w:pPr>
+        <w:pStyle w:val="ListBullet"/>
+        <w:spacing w:after="40"/>
+      </w:pPr>
+      <w:r>
+        <w:rPr>
+          <w:rFonts w:ascii="Calibri" w:hAnsi="Calibri" w:eastAsia="Calibri"/>
+          <w:b w:val="0"/>
+          <w:color w:val="2B2B2B"/>
+          <w:sz w:val="22"/>
+        </w:rPr>
+        <w:t>Un cuadro de texto. Se escribe directamente en la plataforma; no se sube archivo.</w:t>
+      </w:r>
+    </w:p>
+    <w:p>
+      <w:r>
+        <w:rPr>
+          <w:rFonts w:ascii="Calibri" w:hAnsi="Calibri" w:eastAsia="Calibri"/>
+          <w:b/>
+          <w:color w:val="2B2B2B"/>
+          <w:sz w:val="22"/>
+        </w:rPr>
+        <w:t>Pregunta 4 - Respuesta escrita (15 pts):</w:t>
+      </w:r>
+      <w:r>
+        <w:rPr>
+          <w:rFonts w:ascii="Calibri" w:hAnsi="Calibri" w:eastAsia="Calibri"/>
+          <w:b w:val="0"/>
+          <w:color w:val="2B2B2B"/>
+          <w:sz w:val="22"/>
+        </w:rPr>
+        <w:t xml:space="preserve"> Plan B: el video que salva la sustentacion.</w:t>
+      </w:r>
+    </w:p>
+    <w:p>
+      <w:pPr>
+        <w:pStyle w:val="ListBullet"/>
+        <w:spacing w:after="40"/>
+      </w:pPr>
+      <w:r>
+        <w:rPr>
+          <w:rFonts w:ascii="Calibri" w:hAnsi="Calibri" w:eastAsia="Calibri"/>
+          <w:b w:val="0"/>
+          <w:color w:val="2B2B2B"/>
+          <w:sz w:val="22"/>
+        </w:rPr>
+        <w:t>Un cuadro de texto. Se escribe directamente en la plataforma; no se sube archivo.</w:t>
+      </w:r>
+    </w:p>
+    <w:p>
+      <w:r>
+        <w:rPr>
+          <w:rFonts w:ascii="Calibri" w:hAnsi="Calibri" w:eastAsia="Calibri"/>
+          <w:b/>
+          <w:color w:val="2B2B2B"/>
+          <w:sz w:val="22"/>
+        </w:rPr>
+        <w:t>Pregunta 5 - Seleccion multiple (5 pts):</w:t>
+      </w:r>
+      <w:r>
+        <w:rPr>
+          <w:rFonts w:ascii="Calibri" w:hAnsi="Calibri" w:eastAsia="Calibri"/>
+          <w:b w:val="0"/>
+          <w:color w:val="2B2B2B"/>
+          <w:sz w:val="22"/>
+        </w:rPr>
+        <w:t xml:space="preserve"> Lo que hunde una sustentacion.</w:t>
+      </w:r>
+    </w:p>
+    <w:p>
+      <w:pPr>
+        <w:pStyle w:val="ListBullet"/>
+        <w:spacing w:after="40"/>
+      </w:pPr>
+      <w:r>
+        <w:rPr>
+          <w:rFonts w:ascii="Calibri" w:hAnsi="Calibri" w:eastAsia="Calibri"/>
+          <w:b w:val="0"/>
+          <w:color w:val="2B2B2B"/>
+          <w:sz w:val="22"/>
+        </w:rPr>
+        <w:t>Varias opciones y mas de una correcta; marque todas las que apliquen.</w:t>
+      </w:r>
+    </w:p>
+    <w:p>
+      <w:r>
+        <w:rPr>
+          <w:rFonts w:ascii="Calibri" w:hAnsi="Calibri" w:eastAsia="Calibri"/>
+          <w:b/>
+          <w:color w:val="2B2B2B"/>
+          <w:sz w:val="22"/>
+        </w:rPr>
+        <w:t>Pregunta 6 - Respuesta escrita (10 pts):</w:t>
+      </w:r>
+      <w:r>
+        <w:rPr>
+          <w:rFonts w:ascii="Calibri" w:hAnsi="Calibri" w:eastAsia="Calibri"/>
+          <w:b w:val="0"/>
+          <w:color w:val="2B2B2B"/>
+          <w:sz w:val="22"/>
+        </w:rPr>
+        <w:t xml:space="preserve"> Ronda de jurado: cinco preguntas y respuestas de 30 segundos.</w:t>
+      </w:r>
+    </w:p>
+    <w:p>
+      <w:pPr>
+        <w:pStyle w:val="ListBullet"/>
+        <w:spacing w:after="40"/>
+      </w:pPr>
+      <w:r>
+        <w:rPr>
+          <w:rFonts w:ascii="Calibri" w:hAnsi="Calibri" w:eastAsia="Calibri"/>
+          <w:b w:val="0"/>
+          <w:color w:val="2B2B2B"/>
+          <w:sz w:val="22"/>
+        </w:rPr>
+        <w:t>Un cuadro de texto. Se escribe directamente en la plataforma; no se sube archivo.</w:t>
+      </w:r>
+    </w:p>
+    <w:p>
+      <w:pPr>
+        <w:spacing w:after="120"/>
+      </w:pPr>
+      <w:r>
+        <w:rPr>
+          <w:rFonts w:ascii="Calibri" w:hAnsi="Calibri" w:eastAsia="Calibri"/>
+          <w:b w:val="0"/>
+          <w:color w:val="2B2B2B"/>
+          <w:sz w:val="22"/>
+        </w:rPr>
+        <w:t>Cada pregunta trae su propio enunciado completo dentro de la plataforma: puedes resolver el taller leyendo solo ExamLab. Este documento sirve para prepararte y para trabajar en equipo antes de responder.</w:t>
+      </w:r>
+    </w:p>
     <w:sectPr>
       <w:pgSz w:w="12240" w:h="15840"/>
       <w:pgMar w:top="1440" w:right="1800" w:bottom="1440" w:left="1800" w:header="720" w:footer="720" w:gutter="0"/>

--- a/Programacion II/Clases/Clase 14 - Preparacion de la presentacion final/Taller PI - Clase 14 - VetCare.docx
+++ b/Programacion II/Clases/Clase 14 - Preparacion de la presentacion final/Taller PI - Clase 14 - VetCare.docx
@@ -72,6 +72,21 @@
           <w:sz w:val="22"/>
         </w:rPr>
         <w:t>Hoy avanzamos el PI en: VetCare queda con guion de sustentacion, juego de datos de demostracion sembrado y ensayo cronometrado dentro de la ventana de 5 a 8 minutos.</w:t>
+      </w:r>
+    </w:p>
+    <w:p>
+      <w:pPr>
+        <w:spacing w:after="120"/>
+        <w:shd w:val="clear" w:fill="EDEDED"/>
+      </w:pPr>
+      <w:r>
+        <w:rPr>
+          <w:rFonts w:ascii="Calibri" w:hAnsi="Calibri" w:eastAsia="Calibri"/>
+          <w:b w:val="0"/>
+          <w:color w:val="2B2B2B"/>
+          <w:sz w:val="20"/>
+        </w:rPr>
+        <w:t>Modalidad de trabajo: individual por defecto. El docente puede autorizar equipos de 2 o 3 integrantes; en ese caso el artefacto puede ser compartido, pero la entrega en ExamLab siempre es individual (cada estudiante responde las preguntas abiertas con sus propias palabras) y cualquier integrante debe poder explicar cualquier parte en 60 segundos.</w:t>
       </w:r>
     </w:p>
     <w:p>
@@ -168,7 +183,7 @@
           <w:color w:val="2B2B2B"/>
           <w:sz w:val="22"/>
         </w:rPr>
-        <w:t>Cada equipo llega con su VetCare compilando y corriendo, con las funciones de registrar dueno y mascota, agendar cita, buscar por ID y guardar en archivo ya terminadas.</w:t>
+        <w:t>Cada estudiante llega con su VetCare compilando y corriendo, con las funciones de registrar dueno y mascota, agendar cita, buscar por ID y guardar en archivo ya terminadas.</w:t>
       </w:r>
     </w:p>
     <w:p>
@@ -198,7 +213,7 @@
           <w:color w:val="2B2B2B"/>
           <w:sz w:val="22"/>
         </w:rPr>
-        <w:t>El salon tiene videobeam y un solo cable: cada equipo dispone de 8 minutos de reloj y una unica oportunidad de conectar, igual que el dia de la sustentacion.</w:t>
+        <w:t>El salon tiene videobeam y un solo cable: cada proyecto dispone de 8 minutos de reloj y una unica oportunidad de conectar, igual que el dia de la sustentacion.</w:t>
       </w:r>
     </w:p>
     <w:p>
@@ -227,7 +242,7 @@
           <w:color w:val="2B2B2B"/>
           <w:sz w:val="22"/>
         </w:rPr>
-        <w:t>Paso 1. Escriban el guion de la sustentacion en una tabla de cinco bloques con tres columnas: bloque, responsable y minutos planeados; el total debe sumar entre 5 y 7 minutos, dejando margen, y la demo en vivo debe ocupar por lo menos la mitad.</w:t>
+        <w:t>Paso 1. Escriban el guion de la sustentacion en una tabla de cinco bloques con tres columnas: bloque, minutos planeados y evidencia exacta que se muestra en pantalla (si el docente autorizo equipo, agreguen una cuarta columna con el responsable); el total debe sumar entre 5 y 7 minutos, dejando margen, y la demo en vivo debe ocupar por lo menos la mitad.</w:t>
       </w:r>
     </w:p>
     <w:p>
@@ -257,7 +272,7 @@
           <w:color w:val="2B2B2B"/>
           <w:sz w:val="22"/>
         </w:rPr>
-        <w:t>Paso 3. Hagan el ensayo numero uno con el cronometro del programa: cada integrante habla su bloque completo de pie, y al final anoten tiempo real contra tiempo planeado de cada bloque en la planilla.</w:t>
+        <w:t>Paso 3. Hagan el ensayo numero uno con el cronometro del programa: hablen cada bloque completo de pie y sin saltarse ninguno (si trabajan en equipo, cada integrante el suyo), y al final anoten tiempo real contra tiempo planeado de cada bloque en la planilla.</w:t>
       </w:r>
     </w:p>
     <w:p>
@@ -287,7 +302,7 @@
           <w:color w:val="2B2B2B"/>
           <w:sz w:val="22"/>
         </w:rPr>
-        <w:t>Paso 5. Intercambien con otro equipo una ronda de cinco preguntas de jurado, ajusten el guion con lo que fallo, hagan el ensayo numero dos y suban a ExamLab el guion, la planilla de tiempos de los dos ensayos y el video de respaldo.</w:t>
+        <w:t>Paso 5. Intercambien con otro compañero (o con otro equipo, si el docente lo autorizo) una ronda de cinco preguntas de jurado, ajusten el guion con lo que fallo, hagan el ensayo numero dos y suban a ExamLab el guion, la planilla de tiempos de los dos ensayos y el video de respaldo.</w:t>
       </w:r>
     </w:p>
     <w:p>
@@ -316,7 +331,7 @@
           <w:color w:val="2B2B2B"/>
           <w:sz w:val="22"/>
         </w:rPr>
-        <w:t>Guion de sustentacion con bloques, responsable y minutos, mas la planilla de tiempos de dos ensayos y el video de respaldo de la ruta feliz, subido a ExamLab.</w:t>
+        <w:t>Guion de sustentacion con bloques, minutos y evidencia que se muestra (mas el responsable nominal solo si el docente autorizo equipo), mas la planilla de tiempos de dos ensayos y el video de respaldo de la ruta feliz, subido a ExamLab.</w:t>
       </w:r>
     </w:p>
     <w:p>
@@ -345,7 +360,7 @@
           <w:color w:val="2B2B2B"/>
           <w:sz w:val="22"/>
         </w:rPr>
-        <w:t>El guion escrito reparte los cinco bloques entre todos los integrantes, con responsable y minutos, y ningun integrante queda sin intervencion.</w:t>
+        <w:t>El guion escrito cubre los cinco bloques con minutos y evidencia, sin bloques huerfanos; si el docente autorizo equipo, todos los integrantes tienen bloque y ninguno queda sin intervencion.</w:t>
       </w:r>
     </w:p>
     <w:p>
@@ -419,7 +434,7 @@
           <w:color w:val="2B2B2B"/>
           <w:sz w:val="22"/>
         </w:rPr>
-        <w:t>☐ Si el computador no enciende cinco minutos antes de sustentar, ¿que muestra el equipo y quien lo tiene a la mano?</w:t>
+        <w:t>☐ Si el computador no enciende cinco minutos antes de sustentar, ¿que muestra en su lugar y donde lo tiene a la mano?</w:t>
       </w:r>
     </w:p>
     <w:p>
@@ -449,7 +464,7 @@
           <w:color w:val="2B2B2B"/>
           <w:sz w:val="22"/>
         </w:rPr>
-        <w:t>☐ Si el jurado pregunta 'donde esta la herencia en su proyecto', ¿en cuantos segundos pueden tener ese archivo en pantalla y quien responde?</w:t>
+        <w:t>☐ Si el jurado pregunta 'donde esta la herencia en su proyecto', ¿en cuantos segundos puede tener ese archivo en pantalla?</w:t>
       </w:r>
     </w:p>
     <w:p>
@@ -483,7 +498,7 @@
           <w:color w:val="2B2B2B"/>
           <w:sz w:val="22"/>
         </w:rPr>
-        <w:t xml:space="preserve"> — domingo 23:59. Un envio por equipo.</w:t>
+        <w:t xml:space="preserve"> — domingo 23:59. Un envio por estudiante.</w:t>
       </w:r>
     </w:p>
     <w:p>
@@ -511,7 +526,7 @@
           <w:color w:val="2B2B2B"/>
           <w:sz w:val="22"/>
         </w:rPr>
-        <w:t>El equipo deja el guion de sustentacion con bloques y minutos, el sembrador de datos de demostracion en [OK], dos ensayos cronometrados dentro de la ventana de 5 a 8 minutos y el plan B grabado.</w:t>
+        <w:t>Cada estudiante deja el guion de sustentacion con bloques y minutos, el sembrador de datos de demostracion en [OK], dos ensayos cronometrados dentro de la ventana de 5 a 8 minutos y el plan B grabado.</w:t>
       </w:r>
     </w:p>
     <w:p>
@@ -749,7 +764,7 @@
           <w:color w:val="2B2B2B"/>
           <w:sz w:val="22"/>
         </w:rPr>
-        <w:t>Cada pregunta trae su propio enunciado completo dentro de la plataforma: puedes resolver el taller leyendo solo ExamLab. Este documento sirve para prepararte y para trabajar en equipo antes de responder.</w:t>
+        <w:t>Cada pregunta trae su propio enunciado completo dentro de la plataforma: puedes resolver el taller leyendo solo ExamLab. Este documento sirve para prepararte y conservar tus respuestas. La actividad es individual; si el docente autoriza trabajo en equipo, la entrega en ExamLab sigue siendo individual.</w:t>
       </w:r>
     </w:p>
     <w:sectPr>

--- a/Programacion II/Clases/Clase 14 - Preparacion de la presentacion final/Taller PI - Clase 14 - VetCare.docx
+++ b/Programacion II/Clases/Clase 14 - Preparacion de la presentacion final/Taller PI - Clase 14 - VetCare.docx
@@ -489,7 +489,7 @@
           <w:color w:val="2B2B2B"/>
           <w:sz w:val="22"/>
         </w:rPr>
-        <w:t>Sube tu taller en ExamLab (https://examlab.lovable.app/)</w:t>
+        <w:t>Sube tu taller en ExamLab (https://uniaj.examlab.workers.dev/)</w:t>
       </w:r>
       <w:r>
         <w:rPr>
@@ -540,7 +540,7 @@
           <w:color w:val="2B2B2B"/>
           <w:sz w:val="22"/>
         </w:rPr>
-        <w:t>El taller se resuelve y se entrega en ExamLab (https://examlab.lovable.app/), en el modulo Talleres. Son 6 preguntas y suman 100 puntos. Lo que sigue es lo que vas a encontrar en cada una, para que sepas de antemano en que forma se responde:</w:t>
+        <w:t>El taller se resuelve y se entrega en ExamLab (https://uniaj.examlab.workers.dev/), en el modulo Talleres. Son 6 preguntas y suman 100 puntos. Lo que sigue es lo que vas a encontrar en cada una, para que sepas de antemano en que forma se responde:</w:t>
       </w:r>
     </w:p>
     <w:p>

--- a/Programacion II/Clases/Clase 14 - Preparacion de la presentacion final/Taller PI - Clase 14 - VetCare.docx
+++ b/Programacion II/Clases/Clase 14 - Preparacion de la presentacion final/Taller PI - Clase 14 - VetCare.docx
@@ -56,7 +56,7 @@
           <w:color w:val="2B2B2B"/>
           <w:sz w:val="22"/>
         </w:rPr>
-        <w:t>Herramienta: Apache NetBeans</w:t>
+        <w:t>Herramienta: Visual Studio Code (Java)</w:t>
       </w:r>
     </w:p>
     <w:p>
